--- a/data/revised_2026-10_full/outputs/v2/Physics/SS2.1_Properties_of_Waves/Physics_Properties_of_Waves_FinalExplanation_TeacherKey.docx
+++ b/data/revised_2026-10_full/outputs/v2/Physics/SS2.1_Properties_of_Waves/Physics_Properties_of_Waves_FinalExplanation_TeacherKey.docx
@@ -3128,7 +3128,7 @@
         </w:rPr>
         <w:t xml:space="preserve">© 2026 SeaVuria and ARES. This work is licensed under a </w:t>
       </w:r>
-      <w:hyperlink w:history="1" r:id="rId8fdmu1rb1qrguhzai_ro3">
+      <w:hyperlink w:history="1" r:id="rIdm7s9ea8qggp6no1c-rusv">
         <w:r>
           <w:rPr>
             <w:rFonts w:ascii="Arial" w:cs="Arial" w:eastAsia="Arial" w:hAnsi="Arial"/>
@@ -3148,7 +3148,7 @@
         </w:rPr>
         <w:t xml:space="preserve"> (</w:t>
       </w:r>
-      <w:hyperlink w:history="1" r:id="rIdlqkeh0qooszp4jshdpycm">
+      <w:hyperlink w:history="1" r:id="rIddnpxrlzrykwdcwwobd8px">
         <w:r>
           <w:rPr>
             <w:rFonts w:ascii="Arial" w:cs="Arial" w:eastAsia="Arial" w:hAnsi="Arial"/>
@@ -3168,7 +3168,7 @@
         </w:rPr>
         <w:t xml:space="preserve">). To view a copy of this license, visit </w:t>
       </w:r>
-      <w:hyperlink w:history="1" r:id="rIdyn_wv6m74udm_lxegmk0v">
+      <w:hyperlink w:history="1" r:id="rId7blkr6diqrdj6hbso5ham">
         <w:r>
           <w:rPr>
             <w:rFonts w:ascii="Arial" w:cs="Arial" w:eastAsia="Arial" w:hAnsi="Arial"/>
